--- a/cross_regional_electricity_forecasting/submission/highlights.docx
+++ b/cross_regional_electricity_forecasting/submission/highlights.docx
@@ -40,7 +40,7 @@
         <w:pStyle w:val="ListBullet"/>
       </w:pPr>
       <w:r>
-        <w:t>Static conformal intervals under-covered in 21–33% of systems, seen or unseen</w:t>
+        <w:t>CQR intervals under-covered in 19–33% of systems, seen or unseen</w:t>
       </w:r>
     </w:p>
     <w:p>
